--- a/drafts/04/04-ВУ-НЮ/19-СБ-Велика_СБ.docx
+++ b/drafts/04/04-ВУ-НЮ/19-СБ-Велика_СБ.docx
@@ -4325,7 +4325,7 @@
           <w:color w:val="ff0000"/>
           <w:rtl w:val="0"/>
         </w:rPr>
-        <w:t xml:space="preserve">Прокімен (г. 6):</w:t>
+        <w:t xml:space="preserve">Прокімен (г. 4):</w:t>
       </w:r>
       <w:r>
         <w:rPr>
